--- a/Report/TATA CLIQ  Analysis Report.docx
+++ b/Report/TATA CLIQ  Analysis Report.docx
@@ -20,18 +20,18 @@
           <w:szCs w:val="24"/>
         </w:rPr>
         <w:drawing>
-          <wp:anchor distT="0" distB="0" distL="114300" distR="114300" simplePos="0" relativeHeight="251662336" behindDoc="1" locked="0" layoutInCell="1" allowOverlap="1" wp14:anchorId="65642E25" wp14:editId="65A764BD">
+          <wp:anchor distT="0" distB="0" distL="114300" distR="114300" simplePos="0" relativeHeight="251662336" behindDoc="1" locked="0" layoutInCell="1" allowOverlap="1" wp14:anchorId="1473A8DB" wp14:editId="0A9A89F2">
             <wp:simplePos x="0" y="0"/>
             <wp:positionH relativeFrom="column">
-              <wp:posOffset>-533400</wp:posOffset>
+              <wp:posOffset>-556260</wp:posOffset>
             </wp:positionH>
             <wp:positionV relativeFrom="paragraph">
-              <wp:posOffset>-556260</wp:posOffset>
+              <wp:posOffset>-548640</wp:posOffset>
             </wp:positionV>
-            <wp:extent cx="6804660" cy="9966960"/>
-            <wp:effectExtent l="0" t="0" r="0" b="0"/>
+            <wp:extent cx="6850380" cy="9959340"/>
+            <wp:effectExtent l="0" t="0" r="7620" b="3810"/>
             <wp:wrapNone/>
-            <wp:docPr id="16" name="Picture 16"/>
+            <wp:docPr id="2" name="Picture 2"/>
             <wp:cNvGraphicFramePr>
               <a:graphicFrameLocks xmlns:a="http://schemas.openxmlformats.org/drawingml/2006/main" noChangeAspect="1"/>
             </wp:cNvGraphicFramePr>
@@ -39,7 +39,7 @@
               <a:graphicData uri="http://schemas.openxmlformats.org/drawingml/2006/picture">
                 <pic:pic xmlns:pic="http://schemas.openxmlformats.org/drawingml/2006/picture">
                   <pic:nvPicPr>
-                    <pic:cNvPr id="16" name="Picture 16"/>
+                    <pic:cNvPr id="2" name="Picture 2"/>
                     <pic:cNvPicPr/>
                   </pic:nvPicPr>
                   <pic:blipFill>
@@ -57,7 +57,7 @@
                   <pic:spPr>
                     <a:xfrm>
                       <a:off x="0" y="0"/>
-                      <a:ext cx="6804660" cy="9966960"/>
+                      <a:ext cx="6850380" cy="9959340"/>
                     </a:xfrm>
                     <a:prstGeom prst="rect">
                       <a:avLst/>
@@ -2040,6 +2040,7 @@
           <w:rFonts w:ascii="Abadi" w:hAnsi="Abadi"/>
           <w:b/>
           <w:bCs/>
+          <w:noProof/>
           <w:color w:val="FF3300"/>
           <w:sz w:val="28"/>
           <w:szCs w:val="28"/>
@@ -2102,6 +2103,9 @@
         </w:drawing>
       </w:r>
       <w:r>
+        <w:rPr>
+          <w:noProof/>
+        </w:rPr>
         <w:drawing>
           <wp:anchor distT="0" distB="0" distL="114300" distR="114300" simplePos="0" relativeHeight="251658240" behindDoc="0" locked="0" layoutInCell="1" allowOverlap="1" wp14:anchorId="4BDADD20" wp14:editId="75991F4D">
             <wp:simplePos x="0" y="0"/>
@@ -2163,6 +2167,7 @@
           <w:rFonts w:ascii="Abadi" w:hAnsi="Abadi"/>
           <w:b/>
           <w:bCs/>
+          <w:noProof/>
           <w:color w:val="FF3300"/>
           <w:sz w:val="28"/>
           <w:szCs w:val="28"/>
@@ -4058,6 +4063,7 @@
           <w:rFonts w:ascii="Abadi" w:hAnsi="Abadi"/>
           <w:b/>
           <w:bCs/>
+          <w:noProof/>
           <w:color w:val="FF3300"/>
           <w:sz w:val="28"/>
           <w:szCs w:val="28"/>
@@ -4758,6 +4764,7 @@
       <w:r>
         <w:rPr>
           <w:rFonts w:ascii="Abadi" w:hAnsi="Abadi"/>
+          <w:noProof/>
           <w:sz w:val="24"/>
           <w:szCs w:val="24"/>
         </w:rPr>
@@ -4955,6 +4962,7 @@
           <w:rFonts w:ascii="Abadi" w:hAnsi="Abadi"/>
           <w:b/>
           <w:bCs/>
+          <w:noProof/>
           <w:color w:val="FF3300"/>
           <w:sz w:val="28"/>
           <w:szCs w:val="28"/>
@@ -5276,23 +5284,7 @@
           <w:sz w:val="24"/>
           <w:szCs w:val="24"/>
         </w:rPr>
-        <w:t xml:space="preserve">This demonstrates that repeat </w:t>
-      </w:r>
-      <w:r>
-        <w:rPr>
-          <w:rFonts w:ascii="Abadi" w:hAnsi="Abadi"/>
-          <w:sz w:val="24"/>
-          <w:szCs w:val="24"/>
-        </w:rPr>
-        <w:t>behaviour</w:t>
-      </w:r>
-      <w:r>
-        <w:rPr>
-          <w:rFonts w:ascii="Abadi" w:hAnsi="Abadi"/>
-          <w:sz w:val="24"/>
-          <w:szCs w:val="24"/>
-        </w:rPr>
-        <w:t xml:space="preserve"> exists across both </w:t>
+        <w:t xml:space="preserve">This demonstrates that repeat behaviour exists across both </w:t>
       </w:r>
       <w:r>
         <w:rPr>
@@ -5365,6 +5357,7 @@
       <w:r>
         <w:rPr>
           <w:rFonts w:ascii="Abadi" w:hAnsi="Abadi"/>
+          <w:noProof/>
           <w:sz w:val="24"/>
           <w:szCs w:val="24"/>
         </w:rPr>
@@ -6037,6 +6030,7 @@
       <w:r>
         <w:rPr>
           <w:rFonts w:ascii="Abadi" w:hAnsi="Abadi"/>
+          <w:noProof/>
           <w:sz w:val="24"/>
           <w:szCs w:val="24"/>
         </w:rPr>
@@ -6609,6 +6603,7 @@
           <w:rFonts w:ascii="Abadi" w:hAnsi="Abadi"/>
           <w:b/>
           <w:bCs/>
+          <w:noProof/>
           <w:sz w:val="24"/>
           <w:szCs w:val="24"/>
         </w:rPr>
@@ -6854,6 +6849,7 @@
       <w:r>
         <w:rPr>
           <w:rFonts w:ascii="Abadi" w:hAnsi="Abadi"/>
+          <w:noProof/>
           <w:sz w:val="24"/>
           <w:szCs w:val="24"/>
         </w:rPr>
@@ -8289,35 +8285,7 @@
           <w:lang w:eastAsia="en-IN" w:bidi="hi-IN"/>
           <w14:ligatures w14:val="none"/>
         </w:rPr>
-        <w:t xml:space="preserve">Dashboard </w:t>
-      </w:r>
-      <w:r>
-        <w:rPr>
-          <w:rFonts w:ascii="Abadi" w:eastAsia="Times New Roman" w:hAnsi="Abadi" w:cs="Times New Roman"/>
-          <w:b/>
-          <w:bCs/>
-          <w:kern w:val="0"/>
-          <w:sz w:val="24"/>
-          <w:szCs w:val="24"/>
-          <w:u w:val="single"/>
-          <w:lang w:eastAsia="en-IN" w:bidi="hi-IN"/>
-          <w14:ligatures w14:val="none"/>
-        </w:rPr>
-        <w:t>3</w:t>
-      </w:r>
-      <w:r>
-        <w:rPr>
-          <w:rFonts w:ascii="Abadi" w:eastAsia="Times New Roman" w:hAnsi="Abadi" w:cs="Times New Roman"/>
-          <w:b/>
-          <w:bCs/>
-          <w:kern w:val="0"/>
-          <w:sz w:val="24"/>
-          <w:szCs w:val="24"/>
-          <w:u w:val="single"/>
-          <w:lang w:eastAsia="en-IN" w:bidi="hi-IN"/>
-          <w14:ligatures w14:val="none"/>
-        </w:rPr>
-        <w:t xml:space="preserve"> — Customer &amp; Retention Analysis</w:t>
+        <w:t>Dashboard 3 — Customer &amp; Retention Analysis</w:t>
       </w:r>
     </w:p>
     <w:p>
@@ -9517,29 +9485,7 @@
           <w:sz w:val="24"/>
           <w:szCs w:val="24"/>
         </w:rPr>
-        <w:t xml:space="preserve">Portfolio </w:t>
-      </w:r>
-      <w:r>
-        <w:rPr>
-          <w:rFonts w:ascii="Abadi" w:hAnsi="Abadi"/>
-          <w:b/>
-          <w:bCs/>
-          <w:color w:val="FF0000"/>
-          <w:sz w:val="24"/>
-          <w:szCs w:val="24"/>
-        </w:rPr>
-        <w:t xml:space="preserve">Disclaimer: </w:t>
-      </w:r>
-      <w:r>
-        <w:rPr>
-          <w:rFonts w:ascii="Abadi" w:hAnsi="Abadi"/>
-          <w:b/>
-          <w:bCs/>
-          <w:color w:val="FF0000"/>
-          <w:sz w:val="24"/>
-          <w:szCs w:val="24"/>
-        </w:rPr>
-        <w:t>The project should be presented as a portfolio/business intelligence case study and not as an official internal Tata CLiQ management report unless the underlying data and authorization are genuinely official.</w:t>
+        <w:t>Portfolio Disclaimer: The project should be presented as a portfolio/business intelligence case study and not as an official internal Tata CLiQ management report unless the underlying data and authorization are genuinely official.</w:t>
       </w:r>
     </w:p>
     <w:p>
@@ -9716,6 +9662,7 @@
         </v:shapetype>
         <v:shape id="WordPictureWatermark50298126" o:spid="_x0000_s1026" type="#_x0000_t75" style="position:absolute;margin-left:0;margin-top:0;width:10in;height:540pt;z-index:-251657216;mso-position-horizontal:center;mso-position-horizontal-relative:margin;mso-position-vertical:center;mso-position-vertical-relative:margin" o:allowincell="f">
           <v:imagedata r:id="rId1" o:title="images (1)" gain="19661f" blacklevel="22938f"/>
+          <w10:wrap anchorx="margin" anchory="margin"/>
         </v:shape>
       </w:pict>
     </w:r>
@@ -9755,6 +9702,7 @@
         </v:shapetype>
         <v:shape id="WordPictureWatermark50298127" o:spid="_x0000_s1027" type="#_x0000_t75" style="position:absolute;margin-left:0;margin-top:0;width:10in;height:540pt;z-index:-251656192;mso-position-horizontal:center;mso-position-horizontal-relative:margin;mso-position-vertical:center;mso-position-vertical-relative:margin" o:allowincell="f">
           <v:imagedata r:id="rId1" o:title="images (1)" gain="19661f" blacklevel="22938f"/>
+          <w10:wrap anchorx="margin" anchory="margin"/>
         </v:shape>
       </w:pict>
     </w:r>
@@ -9794,6 +9742,7 @@
         </v:shapetype>
         <v:shape id="WordPictureWatermark50298125" o:spid="_x0000_s1025" type="#_x0000_t75" style="position:absolute;margin-left:0;margin-top:0;width:10in;height:540pt;z-index:-251658240;mso-position-horizontal:center;mso-position-horizontal-relative:margin;mso-position-vertical:center;mso-position-vertical-relative:margin" o:allowincell="f">
           <v:imagedata r:id="rId1" o:title="images (1)" gain="19661f" blacklevel="22938f"/>
+          <w10:wrap anchorx="margin" anchory="margin"/>
         </v:shape>
       </w:pict>
     </w:r>
@@ -9824,7 +9773,7 @@
         <v:path o:extrusionok="f" gradientshapeok="t" o:connecttype="rect"/>
         <o:lock v:ext="edit" aspectratio="t"/>
       </v:shapetype>
-      <v:shape id="_x0000_i1316" type="#_x0000_t75" style="width:11.4pt;height:11.4pt" o:bullet="t">
+      <v:shape id="_x0000_i1026" type="#_x0000_t75" style="width:11.4pt;height:11.4pt" o:bullet="t">
         <v:imagedata r:id="rId1" o:title="msoF85A"/>
       </v:shape>
     </w:pict>
@@ -16086,6 +16035,7 @@
   <w:style w:type="character" w:default="1" w:styleId="DefaultParagraphFont">
     <w:name w:val="Default Paragraph Font"/>
     <w:uiPriority w:val="1"/>
+    <w:semiHidden/>
     <w:unhideWhenUsed/>
   </w:style>
   <w:style w:type="table" w:default="1" w:styleId="TableNormal">
